--- a/Sleep_staging_model睡眠四分类验证结果.docx
+++ b/Sleep_staging_model睡眠四分类验证结果.docx
@@ -346,11 +346,6 @@
       </w:r>
     </w:p>
     <w:p>
-      <w:pPr>
-        <w:rPr>
-          <w:rFonts w:hint="eastAsia"/>
-        </w:rPr>
-      </w:pPr>
       <w:r>
         <w:rPr>
           <w:rFonts w:hint="eastAsia"/>
@@ -380,11 +375,6 @@
             <w:tcW w:w="2074" w:type="dxa"/>
           </w:tcPr>
           <w:p>
-            <w:pPr>
-              <w:rPr>
-                <w:rFonts w:hint="eastAsia"/>
-              </w:rPr>
-            </w:pPr>
             <w:r>
               <w:rPr>
                 <w:rFonts w:hint="eastAsia"/>
@@ -398,11 +388,6 @@
             <w:tcW w:w="2074" w:type="dxa"/>
           </w:tcPr>
           <w:p>
-            <w:pPr>
-              <w:rPr>
-                <w:rFonts w:hint="eastAsia"/>
-              </w:rPr>
-            </w:pPr>
             <w:r>
               <w:rPr>
                 <w:rFonts w:hint="eastAsia"/>
@@ -416,11 +401,6 @@
             <w:tcW w:w="2074" w:type="dxa"/>
           </w:tcPr>
           <w:p>
-            <w:pPr>
-              <w:rPr>
-                <w:rFonts w:hint="eastAsia"/>
-              </w:rPr>
-            </w:pPr>
             <w:r>
               <w:t>K</w:t>
             </w:r>
@@ -437,11 +417,6 @@
             <w:tcW w:w="2074" w:type="dxa"/>
           </w:tcPr>
           <w:p>
-            <w:pPr>
-              <w:rPr>
-                <w:rFonts w:hint="eastAsia"/>
-              </w:rPr>
-            </w:pPr>
             <w:r>
               <w:t>F</w:t>
             </w:r>
@@ -463,11 +438,6 @@
             <w:tcW w:w="2074" w:type="dxa"/>
           </w:tcPr>
           <w:p>
-            <w:pPr>
-              <w:rPr>
-                <w:rFonts w:hint="eastAsia"/>
-              </w:rPr>
-            </w:pPr>
             <w:r>
               <w:rPr>
                 <w:rFonts w:hint="eastAsia"/>
@@ -481,11 +451,6 @@
             <w:tcW w:w="2074" w:type="dxa"/>
           </w:tcPr>
           <w:p>
-            <w:pPr>
-              <w:rPr>
-                <w:rFonts w:hint="eastAsia"/>
-              </w:rPr>
-            </w:pPr>
             <w:r>
               <w:rPr>
                 <w:rFonts w:hint="eastAsia"/>
@@ -505,11 +470,6 @@
             <w:tcW w:w="2074" w:type="dxa"/>
           </w:tcPr>
           <w:p>
-            <w:pPr>
-              <w:rPr>
-                <w:rFonts w:hint="eastAsia"/>
-              </w:rPr>
-            </w:pPr>
             <w:r>
               <w:rPr>
                 <w:rFonts w:hint="eastAsia"/>
@@ -529,11 +489,6 @@
             <w:tcW w:w="2074" w:type="dxa"/>
           </w:tcPr>
           <w:p>
-            <w:pPr>
-              <w:rPr>
-                <w:rFonts w:hint="eastAsia"/>
-              </w:rPr>
-            </w:pPr>
             <w:r>
               <w:rPr>
                 <w:rFonts w:hint="eastAsia"/>
@@ -558,11 +513,6 @@
             <w:tcW w:w="2074" w:type="dxa"/>
           </w:tcPr>
           <w:p>
-            <w:pPr>
-              <w:rPr>
-                <w:rFonts w:hint="eastAsia"/>
-              </w:rPr>
-            </w:pPr>
             <w:r>
               <w:t>M</w:t>
             </w:r>
@@ -579,11 +529,6 @@
             <w:tcW w:w="2074" w:type="dxa"/>
           </w:tcPr>
           <w:p>
-            <w:pPr>
-              <w:rPr>
-                <w:rFonts w:hint="eastAsia"/>
-              </w:rPr>
-            </w:pPr>
             <w:r>
               <w:rPr>
                 <w:rFonts w:hint="eastAsia"/>
@@ -597,11 +542,6 @@
             <w:tcW w:w="2074" w:type="dxa"/>
           </w:tcPr>
           <w:p>
-            <w:pPr>
-              <w:rPr>
-                <w:rFonts w:hint="eastAsia"/>
-              </w:rPr>
-            </w:pPr>
             <w:r>
               <w:rPr>
                 <w:rFonts w:hint="eastAsia"/>
@@ -615,11 +555,6 @@
             <w:tcW w:w="2074" w:type="dxa"/>
           </w:tcPr>
           <w:p>
-            <w:pPr>
-              <w:rPr>
-                <w:rFonts w:hint="eastAsia"/>
-              </w:rPr>
-            </w:pPr>
             <w:r>
               <w:rPr>
                 <w:rFonts w:hint="eastAsia"/>
@@ -638,11 +573,6 @@
             <w:tcW w:w="2074" w:type="dxa"/>
           </w:tcPr>
           <w:p>
-            <w:pPr>
-              <w:rPr>
-                <w:rFonts w:hint="eastAsia"/>
-              </w:rPr>
-            </w:pPr>
             <w:r>
               <w:t>S</w:t>
             </w:r>
@@ -659,11 +589,6 @@
             <w:tcW w:w="2074" w:type="dxa"/>
           </w:tcPr>
           <w:p>
-            <w:pPr>
-              <w:rPr>
-                <w:rFonts w:hint="eastAsia"/>
-              </w:rPr>
-            </w:pPr>
             <w:r>
               <w:rPr>
                 <w:rFonts w:hint="eastAsia"/>
@@ -677,11 +602,6 @@
             <w:tcW w:w="2074" w:type="dxa"/>
           </w:tcPr>
           <w:p>
-            <w:pPr>
-              <w:rPr>
-                <w:rFonts w:hint="eastAsia"/>
-              </w:rPr>
-            </w:pPr>
             <w:r>
               <w:rPr>
                 <w:rFonts w:hint="eastAsia"/>
@@ -695,11 +615,6 @@
             <w:tcW w:w="2074" w:type="dxa"/>
           </w:tcPr>
           <w:p>
-            <w:pPr>
-              <w:rPr>
-                <w:rFonts w:hint="eastAsia"/>
-              </w:rPr>
-            </w:pPr>
             <w:r>
               <w:rPr>
                 <w:rFonts w:hint="eastAsia"/>
@@ -740,11 +655,6 @@
             <w:tcW w:w="1659" w:type="dxa"/>
           </w:tcPr>
           <w:p>
-            <w:pPr>
-              <w:rPr>
-                <w:rFonts w:hint="eastAsia"/>
-              </w:rPr>
-            </w:pPr>
             <w:r>
               <w:rPr>
                 <w:rFonts w:hint="eastAsia"/>
@@ -758,11 +668,6 @@
             <w:tcW w:w="1659" w:type="dxa"/>
           </w:tcPr>
           <w:p>
-            <w:pPr>
-              <w:rPr>
-                <w:rFonts w:hint="eastAsia"/>
-              </w:rPr>
-            </w:pPr>
             <w:r>
               <w:rPr>
                 <w:rFonts w:hint="eastAsia"/>
@@ -776,11 +681,6 @@
             <w:tcW w:w="1659" w:type="dxa"/>
           </w:tcPr>
           <w:p>
-            <w:pPr>
-              <w:rPr>
-                <w:rFonts w:hint="eastAsia"/>
-              </w:rPr>
-            </w:pPr>
             <w:r>
               <w:rPr>
                 <w:rFonts w:hint="eastAsia"/>
@@ -794,11 +694,6 @@
             <w:tcW w:w="1660" w:type="dxa"/>
           </w:tcPr>
           <w:p>
-            <w:pPr>
-              <w:rPr>
-                <w:rFonts w:hint="eastAsia"/>
-              </w:rPr>
-            </w:pPr>
             <w:r>
               <w:t>F</w:t>
             </w:r>
@@ -820,11 +715,6 @@
             <w:tcW w:w="1659" w:type="dxa"/>
           </w:tcPr>
           <w:p>
-            <w:pPr>
-              <w:rPr>
-                <w:rFonts w:hint="eastAsia"/>
-              </w:rPr>
-            </w:pPr>
             <w:r>
               <w:t>W</w:t>
             </w:r>
@@ -841,11 +731,6 @@
             <w:tcW w:w="1659" w:type="dxa"/>
           </w:tcPr>
           <w:p>
-            <w:pPr>
-              <w:rPr>
-                <w:rFonts w:hint="eastAsia"/>
-              </w:rPr>
-            </w:pPr>
             <w:r>
               <w:rPr>
                 <w:rFonts w:hint="eastAsia"/>
@@ -859,11 +744,6 @@
             <w:tcW w:w="1659" w:type="dxa"/>
           </w:tcPr>
           <w:p>
-            <w:pPr>
-              <w:rPr>
-                <w:rFonts w:hint="eastAsia"/>
-              </w:rPr>
-            </w:pPr>
             <w:r>
               <w:rPr>
                 <w:rFonts w:hint="eastAsia"/>
@@ -877,11 +757,6 @@
             <w:tcW w:w="1660" w:type="dxa"/>
           </w:tcPr>
           <w:p>
-            <w:pPr>
-              <w:rPr>
-                <w:rFonts w:hint="eastAsia"/>
-              </w:rPr>
-            </w:pPr>
             <w:r>
               <w:rPr>
                 <w:rFonts w:hint="eastAsia"/>
@@ -900,11 +775,6 @@
             <w:tcW w:w="1659" w:type="dxa"/>
           </w:tcPr>
           <w:p>
-            <w:pPr>
-              <w:rPr>
-                <w:rFonts w:hint="eastAsia"/>
-              </w:rPr>
-            </w:pPr>
             <w:r>
               <w:t>L</w:t>
             </w:r>
@@ -921,11 +791,6 @@
             <w:tcW w:w="1659" w:type="dxa"/>
           </w:tcPr>
           <w:p>
-            <w:pPr>
-              <w:rPr>
-                <w:rFonts w:hint="eastAsia"/>
-              </w:rPr>
-            </w:pPr>
             <w:r>
               <w:rPr>
                 <w:rFonts w:hint="eastAsia"/>
@@ -939,11 +804,6 @@
             <w:tcW w:w="1659" w:type="dxa"/>
           </w:tcPr>
           <w:p>
-            <w:pPr>
-              <w:rPr>
-                <w:rFonts w:hint="eastAsia"/>
-              </w:rPr>
-            </w:pPr>
             <w:r>
               <w:rPr>
                 <w:rFonts w:hint="eastAsia"/>
@@ -957,11 +817,6 @@
             <w:tcW w:w="1660" w:type="dxa"/>
           </w:tcPr>
           <w:p>
-            <w:pPr>
-              <w:rPr>
-                <w:rFonts w:hint="eastAsia"/>
-              </w:rPr>
-            </w:pPr>
             <w:r>
               <w:rPr>
                 <w:rFonts w:hint="eastAsia"/>
@@ -980,11 +835,6 @@
             <w:tcW w:w="1659" w:type="dxa"/>
           </w:tcPr>
           <w:p>
-            <w:pPr>
-              <w:rPr>
-                <w:rFonts w:hint="eastAsia"/>
-              </w:rPr>
-            </w:pPr>
             <w:r>
               <w:t>D</w:t>
             </w:r>
@@ -1001,11 +851,6 @@
             <w:tcW w:w="1659" w:type="dxa"/>
           </w:tcPr>
           <w:p>
-            <w:pPr>
-              <w:rPr>
-                <w:rFonts w:hint="eastAsia"/>
-              </w:rPr>
-            </w:pPr>
             <w:r>
               <w:rPr>
                 <w:rFonts w:hint="eastAsia"/>
@@ -1019,11 +864,6 @@
             <w:tcW w:w="1659" w:type="dxa"/>
           </w:tcPr>
           <w:p>
-            <w:pPr>
-              <w:rPr>
-                <w:rFonts w:hint="eastAsia"/>
-              </w:rPr>
-            </w:pPr>
             <w:r>
               <w:rPr>
                 <w:rFonts w:hint="eastAsia"/>
@@ -1037,11 +877,6 @@
             <w:tcW w:w="1660" w:type="dxa"/>
           </w:tcPr>
           <w:p>
-            <w:pPr>
-              <w:rPr>
-                <w:rFonts w:hint="eastAsia"/>
-              </w:rPr>
-            </w:pPr>
             <w:r>
               <w:rPr>
                 <w:rFonts w:hint="eastAsia"/>
@@ -1060,11 +895,6 @@
             <w:tcW w:w="1659" w:type="dxa"/>
           </w:tcPr>
           <w:p>
-            <w:pPr>
-              <w:rPr>
-                <w:rFonts w:hint="eastAsia"/>
-              </w:rPr>
-            </w:pPr>
             <w:r>
               <w:t>R</w:t>
             </w:r>
@@ -1081,11 +911,6 @@
             <w:tcW w:w="1659" w:type="dxa"/>
           </w:tcPr>
           <w:p>
-            <w:pPr>
-              <w:rPr>
-                <w:rFonts w:hint="eastAsia"/>
-              </w:rPr>
-            </w:pPr>
             <w:r>
               <w:rPr>
                 <w:rFonts w:hint="eastAsia"/>
@@ -1099,11 +924,6 @@
             <w:tcW w:w="1659" w:type="dxa"/>
           </w:tcPr>
           <w:p>
-            <w:pPr>
-              <w:rPr>
-                <w:rFonts w:hint="eastAsia"/>
-              </w:rPr>
-            </w:pPr>
             <w:r>
               <w:rPr>
                 <w:rFonts w:hint="eastAsia"/>
@@ -1117,11 +937,6 @@
             <w:tcW w:w="1660" w:type="dxa"/>
           </w:tcPr>
           <w:p>
-            <w:pPr>
-              <w:rPr>
-                <w:rFonts w:hint="eastAsia"/>
-              </w:rPr>
-            </w:pPr>
             <w:r>
               <w:rPr>
                 <w:rFonts w:hint="eastAsia"/>
@@ -1224,11 +1039,6 @@
       </w:r>
     </w:p>
     <w:p>
-      <w:pPr>
-        <w:rPr>
-          <w:rFonts w:hint="eastAsia"/>
-        </w:rPr>
-      </w:pPr>
       <w:r>
         <w:rPr>
           <w:rFonts w:hint="eastAsia"/>
@@ -1254,11 +1064,6 @@
             <w:tcW w:w="2074" w:type="dxa"/>
           </w:tcPr>
           <w:p>
-            <w:pPr>
-              <w:rPr>
-                <w:rFonts w:hint="eastAsia"/>
-              </w:rPr>
-            </w:pPr>
             <w:r>
               <w:rPr>
                 <w:rFonts w:hint="eastAsia"/>
@@ -1272,11 +1077,6 @@
             <w:tcW w:w="2074" w:type="dxa"/>
           </w:tcPr>
           <w:p>
-            <w:pPr>
-              <w:rPr>
-                <w:rFonts w:hint="eastAsia"/>
-              </w:rPr>
-            </w:pPr>
             <w:r>
               <w:rPr>
                 <w:rFonts w:hint="eastAsia"/>
@@ -1290,11 +1090,6 @@
             <w:tcW w:w="2074" w:type="dxa"/>
           </w:tcPr>
           <w:p>
-            <w:pPr>
-              <w:rPr>
-                <w:rFonts w:hint="eastAsia"/>
-              </w:rPr>
-            </w:pPr>
             <w:r>
               <w:t>K</w:t>
             </w:r>
@@ -1311,11 +1106,6 @@
             <w:tcW w:w="2074" w:type="dxa"/>
           </w:tcPr>
           <w:p>
-            <w:pPr>
-              <w:rPr>
-                <w:rFonts w:hint="eastAsia"/>
-              </w:rPr>
-            </w:pPr>
             <w:r>
               <w:t>F</w:t>
             </w:r>
@@ -1334,11 +1124,6 @@
             <w:tcW w:w="2074" w:type="dxa"/>
           </w:tcPr>
           <w:p>
-            <w:pPr>
-              <w:rPr>
-                <w:rFonts w:hint="eastAsia"/>
-              </w:rPr>
-            </w:pPr>
             <w:r>
               <w:rPr>
                 <w:rFonts w:hint="eastAsia"/>
@@ -1352,11 +1137,6 @@
             <w:tcW w:w="2074" w:type="dxa"/>
           </w:tcPr>
           <w:p>
-            <w:pPr>
-              <w:rPr>
-                <w:rFonts w:hint="eastAsia"/>
-              </w:rPr>
-            </w:pPr>
             <w:r>
               <w:rPr>
                 <w:rFonts w:hint="eastAsia"/>
@@ -1370,46 +1150,24 @@
             <w:tcW w:w="2074" w:type="dxa"/>
           </w:tcPr>
           <w:p>
-            <w:pPr>
-              <w:rPr>
-                <w:rFonts w:hint="eastAsia"/>
-              </w:rPr>
-            </w:pPr>
-            <w:r>
-              <w:rPr>
-                <w:rFonts w:hint="eastAsia"/>
-              </w:rPr>
-              <w:t>0.4</w:t>
-            </w:r>
-            <w:r>
-              <w:rPr>
-                <w:rFonts w:hint="eastAsia"/>
-              </w:rPr>
-              <w:t>781</w:t>
-            </w:r>
-          </w:p>
-        </w:tc>
-        <w:tc>
-          <w:tcPr>
-            <w:tcW w:w="2074" w:type="dxa"/>
-          </w:tcPr>
-          <w:p>
-            <w:pPr>
-              <w:rPr>
-                <w:rFonts w:hint="eastAsia"/>
-              </w:rPr>
-            </w:pPr>
-            <w:r>
-              <w:rPr>
-                <w:rFonts w:hint="eastAsia"/>
-              </w:rPr>
-              <w:t>0.6</w:t>
-            </w:r>
-            <w:r>
-              <w:rPr>
-                <w:rFonts w:hint="eastAsia"/>
-              </w:rPr>
-              <w:t>875</w:t>
+            <w:r>
+              <w:rPr>
+                <w:rFonts w:hint="eastAsia"/>
+              </w:rPr>
+              <w:t>0.4781</w:t>
+            </w:r>
+          </w:p>
+        </w:tc>
+        <w:tc>
+          <w:tcPr>
+            <w:tcW w:w="2074" w:type="dxa"/>
+          </w:tcPr>
+          <w:p>
+            <w:r>
+              <w:rPr>
+                <w:rFonts w:hint="eastAsia"/>
+              </w:rPr>
+              <w:t>0.6875</w:t>
             </w:r>
           </w:p>
         </w:tc>
@@ -1420,11 +1178,6 @@
             <w:tcW w:w="2074" w:type="dxa"/>
           </w:tcPr>
           <w:p>
-            <w:pPr>
-              <w:rPr>
-                <w:rFonts w:hint="eastAsia"/>
-              </w:rPr>
-            </w:pPr>
             <w:r>
               <w:t>M</w:t>
             </w:r>
@@ -1441,70 +1194,37 @@
             <w:tcW w:w="2074" w:type="dxa"/>
           </w:tcPr>
           <w:p>
-            <w:pPr>
-              <w:rPr>
-                <w:rFonts w:hint="eastAsia"/>
-              </w:rPr>
-            </w:pPr>
-            <w:r>
-              <w:rPr>
-                <w:rFonts w:hint="eastAsia"/>
-              </w:rPr>
-              <w:t>0.</w:t>
-            </w:r>
-            <w:r>
-              <w:rPr>
-                <w:rFonts w:hint="eastAsia"/>
-              </w:rPr>
-              <w:t>7059</w:t>
-            </w:r>
-          </w:p>
-        </w:tc>
-        <w:tc>
-          <w:tcPr>
-            <w:tcW w:w="2074" w:type="dxa"/>
-          </w:tcPr>
-          <w:p>
-            <w:pPr>
-              <w:rPr>
-                <w:rFonts w:hint="eastAsia"/>
-              </w:rPr>
-            </w:pPr>
-            <w:r>
-              <w:rPr>
-                <w:rFonts w:hint="eastAsia"/>
-              </w:rPr>
-              <w:t>0.4</w:t>
-            </w:r>
-            <w:r>
-              <w:rPr>
-                <w:rFonts w:hint="eastAsia"/>
-              </w:rPr>
-              <w:t>876</w:t>
-            </w:r>
-          </w:p>
-        </w:tc>
-        <w:tc>
-          <w:tcPr>
-            <w:tcW w:w="2074" w:type="dxa"/>
-          </w:tcPr>
-          <w:p>
-            <w:pPr>
-              <w:rPr>
-                <w:rFonts w:hint="eastAsia"/>
-              </w:rPr>
-            </w:pPr>
-            <w:r>
-              <w:rPr>
-                <w:rFonts w:hint="eastAsia"/>
-              </w:rPr>
-              <w:t>0.6</w:t>
-            </w:r>
-            <w:r>
-              <w:rPr>
-                <w:rFonts w:hint="eastAsia"/>
-              </w:rPr>
-              <w:t>965</w:t>
+            <w:r>
+              <w:rPr>
+                <w:rFonts w:hint="eastAsia"/>
+              </w:rPr>
+              <w:t>0.7059</w:t>
+            </w:r>
+          </w:p>
+        </w:tc>
+        <w:tc>
+          <w:tcPr>
+            <w:tcW w:w="2074" w:type="dxa"/>
+          </w:tcPr>
+          <w:p>
+            <w:r>
+              <w:rPr>
+                <w:rFonts w:hint="eastAsia"/>
+              </w:rPr>
+              <w:t>0.4876</w:t>
+            </w:r>
+          </w:p>
+        </w:tc>
+        <w:tc>
+          <w:tcPr>
+            <w:tcW w:w="2074" w:type="dxa"/>
+          </w:tcPr>
+          <w:p>
+            <w:r>
+              <w:rPr>
+                <w:rFonts w:hint="eastAsia"/>
+              </w:rPr>
+              <w:t>0.6965</w:t>
             </w:r>
           </w:p>
         </w:tc>
@@ -1515,11 +1235,6 @@
             <w:tcW w:w="2074" w:type="dxa"/>
           </w:tcPr>
           <w:p>
-            <w:pPr>
-              <w:rPr>
-                <w:rFonts w:hint="eastAsia"/>
-              </w:rPr>
-            </w:pPr>
             <w:r>
               <w:t>S</w:t>
             </w:r>
@@ -1536,70 +1251,37 @@
             <w:tcW w:w="2074" w:type="dxa"/>
           </w:tcPr>
           <w:p>
-            <w:pPr>
-              <w:rPr>
-                <w:rFonts w:hint="eastAsia"/>
-              </w:rPr>
-            </w:pPr>
-            <w:r>
-              <w:rPr>
-                <w:rFonts w:hint="eastAsia"/>
-              </w:rPr>
-              <w:t>0.0</w:t>
-            </w:r>
-            <w:r>
-              <w:rPr>
-                <w:rFonts w:hint="eastAsia"/>
-              </w:rPr>
-              <w:t>127</w:t>
-            </w:r>
-          </w:p>
-        </w:tc>
-        <w:tc>
-          <w:tcPr>
-            <w:tcW w:w="2074" w:type="dxa"/>
-          </w:tcPr>
-          <w:p>
-            <w:pPr>
-              <w:rPr>
-                <w:rFonts w:hint="eastAsia"/>
-              </w:rPr>
-            </w:pPr>
-            <w:r>
-              <w:rPr>
-                <w:rFonts w:hint="eastAsia"/>
-              </w:rPr>
-              <w:t>0.02</w:t>
-            </w:r>
-            <w:r>
-              <w:rPr>
-                <w:rFonts w:hint="eastAsia"/>
-              </w:rPr>
-              <w:t>04</w:t>
-            </w:r>
-          </w:p>
-        </w:tc>
-        <w:tc>
-          <w:tcPr>
-            <w:tcW w:w="2074" w:type="dxa"/>
-          </w:tcPr>
-          <w:p>
-            <w:pPr>
-              <w:rPr>
-                <w:rFonts w:hint="eastAsia"/>
-              </w:rPr>
-            </w:pPr>
-            <w:r>
-              <w:rPr>
-                <w:rFonts w:hint="eastAsia"/>
-              </w:rPr>
-              <w:t>0.01</w:t>
-            </w:r>
-            <w:r>
-              <w:rPr>
-                <w:rFonts w:hint="eastAsia"/>
-              </w:rPr>
-              <w:t>20</w:t>
+            <w:r>
+              <w:rPr>
+                <w:rFonts w:hint="eastAsia"/>
+              </w:rPr>
+              <w:t>0.0127</w:t>
+            </w:r>
+          </w:p>
+        </w:tc>
+        <w:tc>
+          <w:tcPr>
+            <w:tcW w:w="2074" w:type="dxa"/>
+          </w:tcPr>
+          <w:p>
+            <w:r>
+              <w:rPr>
+                <w:rFonts w:hint="eastAsia"/>
+              </w:rPr>
+              <w:t>0.0204</w:t>
+            </w:r>
+          </w:p>
+        </w:tc>
+        <w:tc>
+          <w:tcPr>
+            <w:tcW w:w="2074" w:type="dxa"/>
+          </w:tcPr>
+          <w:p>
+            <w:r>
+              <w:rPr>
+                <w:rFonts w:hint="eastAsia"/>
+              </w:rPr>
+              <w:t>0.0120</w:t>
             </w:r>
           </w:p>
         </w:tc>
@@ -1635,11 +1317,6 @@
             <w:tcW w:w="1659" w:type="dxa"/>
           </w:tcPr>
           <w:p>
-            <w:pPr>
-              <w:rPr>
-                <w:rFonts w:hint="eastAsia"/>
-              </w:rPr>
-            </w:pPr>
             <w:r>
               <w:rPr>
                 <w:rFonts w:hint="eastAsia"/>
@@ -1653,11 +1330,6 @@
             <w:tcW w:w="1659" w:type="dxa"/>
           </w:tcPr>
           <w:p>
-            <w:pPr>
-              <w:rPr>
-                <w:rFonts w:hint="eastAsia"/>
-              </w:rPr>
-            </w:pPr>
             <w:r>
               <w:rPr>
                 <w:rFonts w:hint="eastAsia"/>
@@ -1671,11 +1343,6 @@
             <w:tcW w:w="1659" w:type="dxa"/>
           </w:tcPr>
           <w:p>
-            <w:pPr>
-              <w:rPr>
-                <w:rFonts w:hint="eastAsia"/>
-              </w:rPr>
-            </w:pPr>
             <w:r>
               <w:rPr>
                 <w:rFonts w:hint="eastAsia"/>
@@ -1689,11 +1356,6 @@
             <w:tcW w:w="1660" w:type="dxa"/>
           </w:tcPr>
           <w:p>
-            <w:pPr>
-              <w:rPr>
-                <w:rFonts w:hint="eastAsia"/>
-              </w:rPr>
-            </w:pPr>
             <w:r>
               <w:t>F</w:t>
             </w:r>
@@ -1715,11 +1377,6 @@
             <w:tcW w:w="1659" w:type="dxa"/>
           </w:tcPr>
           <w:p>
-            <w:pPr>
-              <w:rPr>
-                <w:rFonts w:hint="eastAsia"/>
-              </w:rPr>
-            </w:pPr>
             <w:r>
               <w:t>W</w:t>
             </w:r>
@@ -1736,46 +1393,24 @@
             <w:tcW w:w="1659" w:type="dxa"/>
           </w:tcPr>
           <w:p>
-            <w:pPr>
-              <w:rPr>
-                <w:rFonts w:hint="eastAsia"/>
-              </w:rPr>
-            </w:pPr>
-            <w:r>
-              <w:rPr>
-                <w:rFonts w:hint="eastAsia"/>
-              </w:rPr>
-              <w:t>0.</w:t>
-            </w:r>
-            <w:r>
-              <w:rPr>
-                <w:rFonts w:hint="eastAsia"/>
-              </w:rPr>
-              <w:t>8224</w:t>
-            </w:r>
-          </w:p>
-        </w:tc>
-        <w:tc>
-          <w:tcPr>
-            <w:tcW w:w="1659" w:type="dxa"/>
-          </w:tcPr>
-          <w:p>
-            <w:pPr>
-              <w:rPr>
-                <w:rFonts w:hint="eastAsia"/>
-              </w:rPr>
-            </w:pPr>
-            <w:r>
-              <w:rPr>
-                <w:rFonts w:hint="eastAsia"/>
-              </w:rPr>
-              <w:t>0.8</w:t>
-            </w:r>
-            <w:r>
-              <w:rPr>
-                <w:rFonts w:hint="eastAsia"/>
-              </w:rPr>
-              <w:t>124</w:t>
+            <w:r>
+              <w:rPr>
+                <w:rFonts w:hint="eastAsia"/>
+              </w:rPr>
+              <w:t>0.8224</w:t>
+            </w:r>
+          </w:p>
+        </w:tc>
+        <w:tc>
+          <w:tcPr>
+            <w:tcW w:w="1659" w:type="dxa"/>
+          </w:tcPr>
+          <w:p>
+            <w:r>
+              <w:rPr>
+                <w:rFonts w:hint="eastAsia"/>
+              </w:rPr>
+              <w:t>0.8124</w:t>
             </w:r>
           </w:p>
         </w:tc>
@@ -1784,22 +1419,11 @@
             <w:tcW w:w="1660" w:type="dxa"/>
           </w:tcPr>
           <w:p>
-            <w:pPr>
-              <w:rPr>
-                <w:rFonts w:hint="eastAsia"/>
-              </w:rPr>
-            </w:pPr>
-            <w:r>
-              <w:rPr>
-                <w:rFonts w:hint="eastAsia"/>
-              </w:rPr>
-              <w:t>0.</w:t>
-            </w:r>
-            <w:r>
-              <w:rPr>
-                <w:rFonts w:hint="eastAsia"/>
-              </w:rPr>
-              <w:t>8174</w:t>
+            <w:r>
+              <w:rPr>
+                <w:rFonts w:hint="eastAsia"/>
+              </w:rPr>
+              <w:t>0.8174</w:t>
             </w:r>
           </w:p>
         </w:tc>
@@ -1813,11 +1437,6 @@
             <w:tcW w:w="1659" w:type="dxa"/>
           </w:tcPr>
           <w:p>
-            <w:pPr>
-              <w:rPr>
-                <w:rFonts w:hint="eastAsia"/>
-              </w:rPr>
-            </w:pPr>
             <w:r>
               <w:t>L</w:t>
             </w:r>
@@ -1834,46 +1453,24 @@
             <w:tcW w:w="1659" w:type="dxa"/>
           </w:tcPr>
           <w:p>
-            <w:pPr>
-              <w:rPr>
-                <w:rFonts w:hint="eastAsia"/>
-              </w:rPr>
-            </w:pPr>
-            <w:r>
-              <w:rPr>
-                <w:rFonts w:hint="eastAsia"/>
-              </w:rPr>
-              <w:t>0.</w:t>
-            </w:r>
-            <w:r>
-              <w:rPr>
-                <w:rFonts w:hint="eastAsia"/>
-              </w:rPr>
-              <w:t>7123</w:t>
-            </w:r>
-          </w:p>
-        </w:tc>
-        <w:tc>
-          <w:tcPr>
-            <w:tcW w:w="1659" w:type="dxa"/>
-          </w:tcPr>
-          <w:p>
-            <w:pPr>
-              <w:rPr>
-                <w:rFonts w:hint="eastAsia"/>
-              </w:rPr>
-            </w:pPr>
-            <w:r>
-              <w:rPr>
-                <w:rFonts w:hint="eastAsia"/>
-              </w:rPr>
-              <w:t>0.</w:t>
-            </w:r>
-            <w:r>
-              <w:rPr>
-                <w:rFonts w:hint="eastAsia"/>
-              </w:rPr>
-              <w:t>7924</w:t>
+            <w:r>
+              <w:rPr>
+                <w:rFonts w:hint="eastAsia"/>
+              </w:rPr>
+              <w:t>0.7123</w:t>
+            </w:r>
+          </w:p>
+        </w:tc>
+        <w:tc>
+          <w:tcPr>
+            <w:tcW w:w="1659" w:type="dxa"/>
+          </w:tcPr>
+          <w:p>
+            <w:r>
+              <w:rPr>
+                <w:rFonts w:hint="eastAsia"/>
+              </w:rPr>
+              <w:t>0.7924</w:t>
             </w:r>
           </w:p>
         </w:tc>
@@ -1882,22 +1479,11 @@
             <w:tcW w:w="1660" w:type="dxa"/>
           </w:tcPr>
           <w:p>
-            <w:pPr>
-              <w:rPr>
-                <w:rFonts w:hint="eastAsia"/>
-              </w:rPr>
-            </w:pPr>
-            <w:r>
-              <w:rPr>
-                <w:rFonts w:hint="eastAsia"/>
-              </w:rPr>
-              <w:t>0.</w:t>
-            </w:r>
-            <w:r>
-              <w:rPr>
-                <w:rFonts w:hint="eastAsia"/>
-              </w:rPr>
-              <w:t>7502</w:t>
+            <w:r>
+              <w:rPr>
+                <w:rFonts w:hint="eastAsia"/>
+              </w:rPr>
+              <w:t>0.7502</w:t>
             </w:r>
           </w:p>
         </w:tc>
@@ -1911,11 +1497,6 @@
             <w:tcW w:w="1659" w:type="dxa"/>
           </w:tcPr>
           <w:p>
-            <w:pPr>
-              <w:rPr>
-                <w:rFonts w:hint="eastAsia"/>
-              </w:rPr>
-            </w:pPr>
             <w:r>
               <w:t>D</w:t>
             </w:r>
@@ -1932,46 +1513,24 @@
             <w:tcW w:w="1659" w:type="dxa"/>
           </w:tcPr>
           <w:p>
-            <w:pPr>
-              <w:rPr>
-                <w:rFonts w:hint="eastAsia"/>
-              </w:rPr>
-            </w:pPr>
-            <w:r>
-              <w:rPr>
-                <w:rFonts w:hint="eastAsia"/>
-              </w:rPr>
-              <w:t>0.</w:t>
-            </w:r>
-            <w:r>
-              <w:rPr>
-                <w:rFonts w:hint="eastAsia"/>
-              </w:rPr>
-              <w:t>1499</w:t>
-            </w:r>
-          </w:p>
-        </w:tc>
-        <w:tc>
-          <w:tcPr>
-            <w:tcW w:w="1659" w:type="dxa"/>
-          </w:tcPr>
-          <w:p>
-            <w:pPr>
-              <w:rPr>
-                <w:rFonts w:hint="eastAsia"/>
-              </w:rPr>
-            </w:pPr>
-            <w:r>
-              <w:rPr>
-                <w:rFonts w:hint="eastAsia"/>
-              </w:rPr>
-              <w:t>0.</w:t>
-            </w:r>
-            <w:r>
-              <w:rPr>
-                <w:rFonts w:hint="eastAsia"/>
-              </w:rPr>
-              <w:t>1676</w:t>
+            <w:r>
+              <w:rPr>
+                <w:rFonts w:hint="eastAsia"/>
+              </w:rPr>
+              <w:t>0.1499</w:t>
+            </w:r>
+          </w:p>
+        </w:tc>
+        <w:tc>
+          <w:tcPr>
+            <w:tcW w:w="1659" w:type="dxa"/>
+          </w:tcPr>
+          <w:p>
+            <w:r>
+              <w:rPr>
+                <w:rFonts w:hint="eastAsia"/>
+              </w:rPr>
+              <w:t>0.1676</w:t>
             </w:r>
           </w:p>
         </w:tc>
@@ -1980,22 +1539,11 @@
             <w:tcW w:w="1660" w:type="dxa"/>
           </w:tcPr>
           <w:p>
-            <w:pPr>
-              <w:rPr>
-                <w:rFonts w:hint="eastAsia"/>
-              </w:rPr>
-            </w:pPr>
-            <w:r>
-              <w:rPr>
-                <w:rFonts w:hint="eastAsia"/>
-              </w:rPr>
-              <w:t>0.</w:t>
-            </w:r>
-            <w:r>
-              <w:rPr>
-                <w:rFonts w:hint="eastAsia"/>
-              </w:rPr>
-              <w:t>1582</w:t>
+            <w:r>
+              <w:rPr>
+                <w:rFonts w:hint="eastAsia"/>
+              </w:rPr>
+              <w:t>0.1582</w:t>
             </w:r>
           </w:p>
         </w:tc>
@@ -2009,11 +1557,6 @@
             <w:tcW w:w="1659" w:type="dxa"/>
           </w:tcPr>
           <w:p>
-            <w:pPr>
-              <w:rPr>
-                <w:rFonts w:hint="eastAsia"/>
-              </w:rPr>
-            </w:pPr>
             <w:r>
               <w:t>R</w:t>
             </w:r>
@@ -2030,46 +1573,24 @@
             <w:tcW w:w="1659" w:type="dxa"/>
           </w:tcPr>
           <w:p>
-            <w:pPr>
-              <w:rPr>
-                <w:rFonts w:hint="eastAsia"/>
-              </w:rPr>
-            </w:pPr>
-            <w:r>
-              <w:rPr>
-                <w:rFonts w:hint="eastAsia"/>
-              </w:rPr>
-              <w:t>0.</w:t>
-            </w:r>
-            <w:r>
-              <w:rPr>
-                <w:rFonts w:hint="eastAsia"/>
-              </w:rPr>
-              <w:t>2598</w:t>
-            </w:r>
-          </w:p>
-        </w:tc>
-        <w:tc>
-          <w:tcPr>
-            <w:tcW w:w="1659" w:type="dxa"/>
-          </w:tcPr>
-          <w:p>
-            <w:pPr>
-              <w:rPr>
-                <w:rFonts w:hint="eastAsia"/>
-              </w:rPr>
-            </w:pPr>
-            <w:r>
-              <w:rPr>
-                <w:rFonts w:hint="eastAsia"/>
-              </w:rPr>
-              <w:t>0.</w:t>
-            </w:r>
-            <w:r>
-              <w:rPr>
-                <w:rFonts w:hint="eastAsia"/>
-              </w:rPr>
-              <w:t>1058</w:t>
+            <w:r>
+              <w:rPr>
+                <w:rFonts w:hint="eastAsia"/>
+              </w:rPr>
+              <w:t>0.2598</w:t>
+            </w:r>
+          </w:p>
+        </w:tc>
+        <w:tc>
+          <w:tcPr>
+            <w:tcW w:w="1659" w:type="dxa"/>
+          </w:tcPr>
+          <w:p>
+            <w:r>
+              <w:rPr>
+                <w:rFonts w:hint="eastAsia"/>
+              </w:rPr>
+              <w:t>0.1058</w:t>
             </w:r>
           </w:p>
         </w:tc>
@@ -2078,22 +1599,11 @@
             <w:tcW w:w="1660" w:type="dxa"/>
           </w:tcPr>
           <w:p>
-            <w:pPr>
-              <w:rPr>
-                <w:rFonts w:hint="eastAsia"/>
-              </w:rPr>
-            </w:pPr>
-            <w:r>
-              <w:rPr>
-                <w:rFonts w:hint="eastAsia"/>
-              </w:rPr>
-              <w:t>0.</w:t>
-            </w:r>
-            <w:r>
-              <w:rPr>
-                <w:rFonts w:hint="eastAsia"/>
-              </w:rPr>
-              <w:t>1504</w:t>
+            <w:r>
+              <w:rPr>
+                <w:rFonts w:hint="eastAsia"/>
+              </w:rPr>
+              <w:t>0.1504</w:t>
             </w:r>
           </w:p>
         </w:tc>
@@ -2104,27 +1614,12 @@
         <w:rPr>
           <w:rFonts w:hint="eastAsia"/>
         </w:rPr>
-        <w:t>其中，</w:t>
-      </w:r>
-      <w:r>
-        <w:rPr>
-          <w:rFonts w:hint="eastAsia"/>
-        </w:rPr>
-        <w:t>run5的混淆矩阵如下</w:t>
-      </w:r>
-      <w:r>
-        <w:rPr>
-          <w:rFonts w:hint="eastAsia"/>
-        </w:rPr>
-        <w:t>：</w:t>
+        <w:t>其中，run5的混淆矩阵如下：</w:t>
       </w:r>
     </w:p>
     <w:p>
       <w:pPr>
         <w:jc w:val="center"/>
-        <w:rPr>
-          <w:rFonts w:hint="eastAsia"/>
-        </w:rPr>
       </w:pPr>
       <w:r>
         <w:rPr>
@@ -2178,36 +1673,25 @@
     <w:p/>
     <w:p/>
     <w:p/>
+    <w:p/>
     <w:p>
-      <w:pPr>
-        <w:rPr>
-          <w:rFonts w:hint="eastAsia"/>
-        </w:rPr>
-      </w:pPr>
+      <w:r>
+        <w:rPr>
+          <w:rFonts w:hint="eastAsia"/>
+        </w:rPr>
+        <w:lastRenderedPageBreak/>
+        <w:t>方案三：PPG+ECG</w:t>
+      </w:r>
     </w:p>
     <w:p>
       <w:r>
         <w:rPr>
           <w:rFonts w:hint="eastAsia"/>
         </w:rPr>
-        <w:lastRenderedPageBreak/>
-        <w:t>方案三：PPG+ECG</w:t>
+        <w:t>训练5轮，每轮50个epoch</w:t>
       </w:r>
     </w:p>
     <w:p>
-      <w:r>
-        <w:rPr>
-          <w:rFonts w:hint="eastAsia"/>
-        </w:rPr>
-        <w:t>训练5轮，每轮50个epoch</w:t>
-      </w:r>
-    </w:p>
-    <w:p>
-      <w:pPr>
-        <w:rPr>
-          <w:rFonts w:hint="eastAsia"/>
-        </w:rPr>
-      </w:pPr>
       <w:r>
         <w:rPr>
           <w:rFonts w:hint="eastAsia"/>
@@ -2233,11 +1717,6 @@
             <w:tcW w:w="2074" w:type="dxa"/>
           </w:tcPr>
           <w:p>
-            <w:pPr>
-              <w:rPr>
-                <w:rFonts w:hint="eastAsia"/>
-              </w:rPr>
-            </w:pPr>
             <w:r>
               <w:rPr>
                 <w:rFonts w:hint="eastAsia"/>
@@ -2251,11 +1730,6 @@
             <w:tcW w:w="2074" w:type="dxa"/>
           </w:tcPr>
           <w:p>
-            <w:pPr>
-              <w:rPr>
-                <w:rFonts w:hint="eastAsia"/>
-              </w:rPr>
-            </w:pPr>
             <w:r>
               <w:rPr>
                 <w:rFonts w:hint="eastAsia"/>
@@ -2269,11 +1743,6 @@
             <w:tcW w:w="2074" w:type="dxa"/>
           </w:tcPr>
           <w:p>
-            <w:pPr>
-              <w:rPr>
-                <w:rFonts w:hint="eastAsia"/>
-              </w:rPr>
-            </w:pPr>
             <w:r>
               <w:t>K</w:t>
             </w:r>
@@ -2290,11 +1759,6 @@
             <w:tcW w:w="2074" w:type="dxa"/>
           </w:tcPr>
           <w:p>
-            <w:pPr>
-              <w:rPr>
-                <w:rFonts w:hint="eastAsia"/>
-              </w:rPr>
-            </w:pPr>
             <w:r>
               <w:t>F</w:t>
             </w:r>
@@ -2313,11 +1777,6 @@
             <w:tcW w:w="2074" w:type="dxa"/>
           </w:tcPr>
           <w:p>
-            <w:pPr>
-              <w:rPr>
-                <w:rFonts w:hint="eastAsia"/>
-              </w:rPr>
-            </w:pPr>
             <w:r>
               <w:rPr>
                 <w:rFonts w:hint="eastAsia"/>
@@ -2331,11 +1790,6 @@
             <w:tcW w:w="2074" w:type="dxa"/>
           </w:tcPr>
           <w:p>
-            <w:pPr>
-              <w:rPr>
-                <w:rFonts w:hint="eastAsia"/>
-              </w:rPr>
-            </w:pPr>
             <w:r>
               <w:rPr>
                 <w:rFonts w:hint="eastAsia"/>
@@ -2355,11 +1809,6 @@
             <w:tcW w:w="2074" w:type="dxa"/>
           </w:tcPr>
           <w:p>
-            <w:pPr>
-              <w:rPr>
-                <w:rFonts w:hint="eastAsia"/>
-              </w:rPr>
-            </w:pPr>
             <w:r>
               <w:rPr>
                 <w:rFonts w:hint="eastAsia"/>
@@ -2379,11 +1828,6 @@
             <w:tcW w:w="2074" w:type="dxa"/>
           </w:tcPr>
           <w:p>
-            <w:pPr>
-              <w:rPr>
-                <w:rFonts w:hint="eastAsia"/>
-              </w:rPr>
-            </w:pPr>
             <w:r>
               <w:rPr>
                 <w:rFonts w:hint="eastAsia"/>
@@ -2405,11 +1849,6 @@
             <w:tcW w:w="2074" w:type="dxa"/>
           </w:tcPr>
           <w:p>
-            <w:pPr>
-              <w:rPr>
-                <w:rFonts w:hint="eastAsia"/>
-              </w:rPr>
-            </w:pPr>
             <w:r>
               <w:t>M</w:t>
             </w:r>
@@ -2426,11 +1865,6 @@
             <w:tcW w:w="2074" w:type="dxa"/>
           </w:tcPr>
           <w:p>
-            <w:pPr>
-              <w:rPr>
-                <w:rFonts w:hint="eastAsia"/>
-              </w:rPr>
-            </w:pPr>
             <w:r>
               <w:rPr>
                 <w:rFonts w:hint="eastAsia"/>
@@ -2450,11 +1884,6 @@
             <w:tcW w:w="2074" w:type="dxa"/>
           </w:tcPr>
           <w:p>
-            <w:pPr>
-              <w:rPr>
-                <w:rFonts w:hint="eastAsia"/>
-              </w:rPr>
-            </w:pPr>
             <w:r>
               <w:rPr>
                 <w:rFonts w:hint="eastAsia"/>
@@ -2474,11 +1903,6 @@
             <w:tcW w:w="2074" w:type="dxa"/>
           </w:tcPr>
           <w:p>
-            <w:pPr>
-              <w:rPr>
-                <w:rFonts w:hint="eastAsia"/>
-              </w:rPr>
-            </w:pPr>
             <w:r>
               <w:rPr>
                 <w:rFonts w:hint="eastAsia"/>
@@ -2500,11 +1924,6 @@
             <w:tcW w:w="2074" w:type="dxa"/>
           </w:tcPr>
           <w:p>
-            <w:pPr>
-              <w:rPr>
-                <w:rFonts w:hint="eastAsia"/>
-              </w:rPr>
-            </w:pPr>
             <w:r>
               <w:t>S</w:t>
             </w:r>
@@ -2521,11 +1940,6 @@
             <w:tcW w:w="2074" w:type="dxa"/>
           </w:tcPr>
           <w:p>
-            <w:pPr>
-              <w:rPr>
-                <w:rFonts w:hint="eastAsia"/>
-              </w:rPr>
-            </w:pPr>
             <w:r>
               <w:rPr>
                 <w:rFonts w:hint="eastAsia"/>
@@ -2545,11 +1959,6 @@
             <w:tcW w:w="2074" w:type="dxa"/>
           </w:tcPr>
           <w:p>
-            <w:pPr>
-              <w:rPr>
-                <w:rFonts w:hint="eastAsia"/>
-              </w:rPr>
-            </w:pPr>
             <w:r>
               <w:rPr>
                 <w:rFonts w:hint="eastAsia"/>
@@ -2569,11 +1978,6 @@
             <w:tcW w:w="2074" w:type="dxa"/>
           </w:tcPr>
           <w:p>
-            <w:pPr>
-              <w:rPr>
-                <w:rFonts w:hint="eastAsia"/>
-              </w:rPr>
-            </w:pPr>
             <w:r>
               <w:rPr>
                 <w:rFonts w:hint="eastAsia"/>
@@ -2621,11 +2025,6 @@
             <w:tcW w:w="1658" w:type="dxa"/>
           </w:tcPr>
           <w:p>
-            <w:pPr>
-              <w:rPr>
-                <w:rFonts w:hint="eastAsia"/>
-              </w:rPr>
-            </w:pPr>
             <w:r>
               <w:rPr>
                 <w:rFonts w:hint="eastAsia"/>
@@ -2639,11 +2038,6 @@
             <w:tcW w:w="1659" w:type="dxa"/>
           </w:tcPr>
           <w:p>
-            <w:pPr>
-              <w:rPr>
-                <w:rFonts w:hint="eastAsia"/>
-              </w:rPr>
-            </w:pPr>
             <w:r>
               <w:rPr>
                 <w:rFonts w:hint="eastAsia"/>
@@ -2657,11 +2051,6 @@
             <w:tcW w:w="1659" w:type="dxa"/>
           </w:tcPr>
           <w:p>
-            <w:pPr>
-              <w:rPr>
-                <w:rFonts w:hint="eastAsia"/>
-              </w:rPr>
-            </w:pPr>
             <w:r>
               <w:rPr>
                 <w:rFonts w:hint="eastAsia"/>
@@ -2675,11 +2064,6 @@
             <w:tcW w:w="1660" w:type="dxa"/>
           </w:tcPr>
           <w:p>
-            <w:pPr>
-              <w:rPr>
-                <w:rFonts w:hint="eastAsia"/>
-              </w:rPr>
-            </w:pPr>
             <w:r>
               <w:t>F</w:t>
             </w:r>
@@ -2696,11 +2080,6 @@
             <w:tcW w:w="1660" w:type="dxa"/>
           </w:tcPr>
           <w:p>
-            <w:pPr>
-              <w:rPr>
-                <w:rFonts w:hint="eastAsia"/>
-              </w:rPr>
-            </w:pPr>
             <w:r>
               <w:rPr>
                 <w:rFonts w:hint="eastAsia"/>
@@ -2719,11 +2098,6 @@
             <w:tcW w:w="1658" w:type="dxa"/>
           </w:tcPr>
           <w:p>
-            <w:pPr>
-              <w:rPr>
-                <w:rFonts w:hint="eastAsia"/>
-              </w:rPr>
-            </w:pPr>
             <w:r>
               <w:t>W</w:t>
             </w:r>
@@ -2740,46 +2114,24 @@
             <w:tcW w:w="1659" w:type="dxa"/>
           </w:tcPr>
           <w:p>
-            <w:pPr>
-              <w:rPr>
-                <w:rFonts w:hint="eastAsia"/>
-              </w:rPr>
-            </w:pPr>
-            <w:r>
-              <w:rPr>
-                <w:rFonts w:hint="eastAsia"/>
-              </w:rPr>
-              <w:t>0.</w:t>
-            </w:r>
-            <w:r>
-              <w:rPr>
-                <w:rFonts w:hint="eastAsia"/>
-              </w:rPr>
-              <w:t>8081</w:t>
-            </w:r>
-          </w:p>
-        </w:tc>
-        <w:tc>
-          <w:tcPr>
-            <w:tcW w:w="1659" w:type="dxa"/>
-          </w:tcPr>
-          <w:p>
-            <w:pPr>
-              <w:rPr>
-                <w:rFonts w:hint="eastAsia"/>
-              </w:rPr>
-            </w:pPr>
-            <w:r>
-              <w:rPr>
-                <w:rFonts w:hint="eastAsia"/>
-              </w:rPr>
-              <w:t>0.</w:t>
-            </w:r>
-            <w:r>
-              <w:rPr>
-                <w:rFonts w:hint="eastAsia"/>
-              </w:rPr>
-              <w:t>8427</w:t>
+            <w:r>
+              <w:rPr>
+                <w:rFonts w:hint="eastAsia"/>
+              </w:rPr>
+              <w:t>0.8081</w:t>
+            </w:r>
+          </w:p>
+        </w:tc>
+        <w:tc>
+          <w:tcPr>
+            <w:tcW w:w="1659" w:type="dxa"/>
+          </w:tcPr>
+          <w:p>
+            <w:r>
+              <w:rPr>
+                <w:rFonts w:hint="eastAsia"/>
+              </w:rPr>
+              <w:t>0.8427</w:t>
             </w:r>
           </w:p>
         </w:tc>
@@ -2788,22 +2140,11 @@
             <w:tcW w:w="1660" w:type="dxa"/>
           </w:tcPr>
           <w:p>
-            <w:pPr>
-              <w:rPr>
-                <w:rFonts w:hint="eastAsia"/>
-              </w:rPr>
-            </w:pPr>
-            <w:r>
-              <w:rPr>
-                <w:rFonts w:hint="eastAsia"/>
-              </w:rPr>
-              <w:t>0.</w:t>
-            </w:r>
-            <w:r>
-              <w:rPr>
-                <w:rFonts w:hint="eastAsia"/>
-              </w:rPr>
-              <w:t>8250</w:t>
+            <w:r>
+              <w:rPr>
+                <w:rFonts w:hint="eastAsia"/>
+              </w:rPr>
+              <w:t>0.8250</w:t>
             </w:r>
           </w:p>
         </w:tc>
@@ -2812,11 +2153,6 @@
             <w:tcW w:w="1660" w:type="dxa"/>
           </w:tcPr>
           <w:p>
-            <w:pPr>
-              <w:rPr>
-                <w:rFonts w:hint="eastAsia"/>
-              </w:rPr>
-            </w:pPr>
             <w:r>
               <w:rPr>
                 <w:rFonts w:hint="eastAsia"/>
@@ -2835,11 +2171,6 @@
             <w:tcW w:w="1658" w:type="dxa"/>
           </w:tcPr>
           <w:p>
-            <w:pPr>
-              <w:rPr>
-                <w:rFonts w:hint="eastAsia"/>
-              </w:rPr>
-            </w:pPr>
             <w:r>
               <w:t>L</w:t>
             </w:r>
@@ -2856,46 +2187,24 @@
             <w:tcW w:w="1659" w:type="dxa"/>
           </w:tcPr>
           <w:p>
-            <w:pPr>
-              <w:rPr>
-                <w:rFonts w:hint="eastAsia"/>
-              </w:rPr>
-            </w:pPr>
-            <w:r>
-              <w:rPr>
-                <w:rFonts w:hint="eastAsia"/>
-              </w:rPr>
-              <w:t>0.</w:t>
-            </w:r>
-            <w:r>
-              <w:rPr>
-                <w:rFonts w:hint="eastAsia"/>
-              </w:rPr>
-              <w:t>7301</w:t>
-            </w:r>
-          </w:p>
-        </w:tc>
-        <w:tc>
-          <w:tcPr>
-            <w:tcW w:w="1659" w:type="dxa"/>
-          </w:tcPr>
-          <w:p>
-            <w:pPr>
-              <w:rPr>
-                <w:rFonts w:hint="eastAsia"/>
-              </w:rPr>
-            </w:pPr>
-            <w:r>
-              <w:rPr>
-                <w:rFonts w:hint="eastAsia"/>
-              </w:rPr>
-              <w:t>0.</w:t>
-            </w:r>
-            <w:r>
-              <w:rPr>
-                <w:rFonts w:hint="eastAsia"/>
-              </w:rPr>
-              <w:t>7694</w:t>
+            <w:r>
+              <w:rPr>
+                <w:rFonts w:hint="eastAsia"/>
+              </w:rPr>
+              <w:t>0.7301</w:t>
+            </w:r>
+          </w:p>
+        </w:tc>
+        <w:tc>
+          <w:tcPr>
+            <w:tcW w:w="1659" w:type="dxa"/>
+          </w:tcPr>
+          <w:p>
+            <w:r>
+              <w:rPr>
+                <w:rFonts w:hint="eastAsia"/>
+              </w:rPr>
+              <w:t>0.7694</w:t>
             </w:r>
           </w:p>
         </w:tc>
@@ -2904,22 +2213,11 @@
             <w:tcW w:w="1660" w:type="dxa"/>
           </w:tcPr>
           <w:p>
-            <w:pPr>
-              <w:rPr>
-                <w:rFonts w:hint="eastAsia"/>
-              </w:rPr>
-            </w:pPr>
-            <w:r>
-              <w:rPr>
-                <w:rFonts w:hint="eastAsia"/>
-              </w:rPr>
-              <w:t>0.</w:t>
-            </w:r>
-            <w:r>
-              <w:rPr>
-                <w:rFonts w:hint="eastAsia"/>
-              </w:rPr>
-              <w:t>7492</w:t>
+            <w:r>
+              <w:rPr>
+                <w:rFonts w:hint="eastAsia"/>
+              </w:rPr>
+              <w:t>0.7492</w:t>
             </w:r>
           </w:p>
         </w:tc>
@@ -2928,11 +2226,6 @@
             <w:tcW w:w="1660" w:type="dxa"/>
           </w:tcPr>
           <w:p>
-            <w:pPr>
-              <w:rPr>
-                <w:rFonts w:hint="eastAsia"/>
-              </w:rPr>
-            </w:pPr>
             <w:r>
               <w:rPr>
                 <w:rFonts w:hint="eastAsia"/>
@@ -2951,11 +2244,6 @@
             <w:tcW w:w="1658" w:type="dxa"/>
           </w:tcPr>
           <w:p>
-            <w:pPr>
-              <w:rPr>
-                <w:rFonts w:hint="eastAsia"/>
-              </w:rPr>
-            </w:pPr>
             <w:r>
               <w:t>D</w:t>
             </w:r>
@@ -2972,46 +2260,24 @@
             <w:tcW w:w="1659" w:type="dxa"/>
           </w:tcPr>
           <w:p>
-            <w:pPr>
-              <w:rPr>
-                <w:rFonts w:hint="eastAsia"/>
-              </w:rPr>
-            </w:pPr>
-            <w:r>
-              <w:rPr>
-                <w:rFonts w:hint="eastAsia"/>
-              </w:rPr>
-              <w:t>0.</w:t>
-            </w:r>
-            <w:r>
-              <w:rPr>
-                <w:rFonts w:hint="eastAsia"/>
-              </w:rPr>
-              <w:t>2008</w:t>
-            </w:r>
-          </w:p>
-        </w:tc>
-        <w:tc>
-          <w:tcPr>
-            <w:tcW w:w="1659" w:type="dxa"/>
-          </w:tcPr>
-          <w:p>
-            <w:pPr>
-              <w:rPr>
-                <w:rFonts w:hint="eastAsia"/>
-              </w:rPr>
-            </w:pPr>
-            <w:r>
-              <w:rPr>
-                <w:rFonts w:hint="eastAsia"/>
-              </w:rPr>
-              <w:t>0.</w:t>
-            </w:r>
-            <w:r>
-              <w:rPr>
-                <w:rFonts w:hint="eastAsia"/>
-              </w:rPr>
-              <w:t>2747</w:t>
+            <w:r>
+              <w:rPr>
+                <w:rFonts w:hint="eastAsia"/>
+              </w:rPr>
+              <w:t>0.2008</w:t>
+            </w:r>
+          </w:p>
+        </w:tc>
+        <w:tc>
+          <w:tcPr>
+            <w:tcW w:w="1659" w:type="dxa"/>
+          </w:tcPr>
+          <w:p>
+            <w:r>
+              <w:rPr>
+                <w:rFonts w:hint="eastAsia"/>
+              </w:rPr>
+              <w:t>0.2747</w:t>
             </w:r>
           </w:p>
         </w:tc>
@@ -3020,22 +2286,11 @@
             <w:tcW w:w="1660" w:type="dxa"/>
           </w:tcPr>
           <w:p>
-            <w:pPr>
-              <w:rPr>
-                <w:rFonts w:hint="eastAsia"/>
-              </w:rPr>
-            </w:pPr>
-            <w:r>
-              <w:rPr>
-                <w:rFonts w:hint="eastAsia"/>
-              </w:rPr>
-              <w:t>0.</w:t>
-            </w:r>
-            <w:r>
-              <w:rPr>
-                <w:rFonts w:hint="eastAsia"/>
-              </w:rPr>
-              <w:t>2320</w:t>
+            <w:r>
+              <w:rPr>
+                <w:rFonts w:hint="eastAsia"/>
+              </w:rPr>
+              <w:t>0.2320</w:t>
             </w:r>
           </w:p>
         </w:tc>
@@ -3044,11 +2299,6 @@
             <w:tcW w:w="1660" w:type="dxa"/>
           </w:tcPr>
           <w:p>
-            <w:pPr>
-              <w:rPr>
-                <w:rFonts w:hint="eastAsia"/>
-              </w:rPr>
-            </w:pPr>
             <w:r>
               <w:rPr>
                 <w:rFonts w:hint="eastAsia"/>
@@ -3067,11 +2317,6 @@
             <w:tcW w:w="1658" w:type="dxa"/>
           </w:tcPr>
           <w:p>
-            <w:pPr>
-              <w:rPr>
-                <w:rFonts w:hint="eastAsia"/>
-              </w:rPr>
-            </w:pPr>
             <w:r>
               <w:t>R</w:t>
             </w:r>
@@ -3088,46 +2333,24 @@
             <w:tcW w:w="1659" w:type="dxa"/>
           </w:tcPr>
           <w:p>
-            <w:pPr>
-              <w:rPr>
-                <w:rFonts w:hint="eastAsia"/>
-              </w:rPr>
-            </w:pPr>
-            <w:r>
-              <w:rPr>
-                <w:rFonts w:hint="eastAsia"/>
-              </w:rPr>
-              <w:t>0.</w:t>
-            </w:r>
-            <w:r>
-              <w:rPr>
-                <w:rFonts w:hint="eastAsia"/>
-              </w:rPr>
-              <w:t>2634</w:t>
-            </w:r>
-          </w:p>
-        </w:tc>
-        <w:tc>
-          <w:tcPr>
-            <w:tcW w:w="1659" w:type="dxa"/>
-          </w:tcPr>
-          <w:p>
-            <w:pPr>
-              <w:rPr>
-                <w:rFonts w:hint="eastAsia"/>
-              </w:rPr>
-            </w:pPr>
-            <w:r>
-              <w:rPr>
-                <w:rFonts w:hint="eastAsia"/>
-              </w:rPr>
-              <w:t>0.</w:t>
-            </w:r>
-            <w:r>
-              <w:rPr>
-                <w:rFonts w:hint="eastAsia"/>
-              </w:rPr>
-              <w:t>1156</w:t>
+            <w:r>
+              <w:rPr>
+                <w:rFonts w:hint="eastAsia"/>
+              </w:rPr>
+              <w:t>0.2634</w:t>
+            </w:r>
+          </w:p>
+        </w:tc>
+        <w:tc>
+          <w:tcPr>
+            <w:tcW w:w="1659" w:type="dxa"/>
+          </w:tcPr>
+          <w:p>
+            <w:r>
+              <w:rPr>
+                <w:rFonts w:hint="eastAsia"/>
+              </w:rPr>
+              <w:t>0.1156</w:t>
             </w:r>
           </w:p>
         </w:tc>
@@ -3136,22 +2359,11 @@
             <w:tcW w:w="1660" w:type="dxa"/>
           </w:tcPr>
           <w:p>
-            <w:pPr>
-              <w:rPr>
-                <w:rFonts w:hint="eastAsia"/>
-              </w:rPr>
-            </w:pPr>
-            <w:r>
-              <w:rPr>
-                <w:rFonts w:hint="eastAsia"/>
-              </w:rPr>
-              <w:t>0.</w:t>
-            </w:r>
-            <w:r>
-              <w:rPr>
-                <w:rFonts w:hint="eastAsia"/>
-              </w:rPr>
-              <w:t>1608</w:t>
+            <w:r>
+              <w:rPr>
+                <w:rFonts w:hint="eastAsia"/>
+              </w:rPr>
+              <w:t>0.1608</w:t>
             </w:r>
           </w:p>
         </w:tc>
@@ -3160,11 +2372,6 @@
             <w:tcW w:w="1660" w:type="dxa"/>
           </w:tcPr>
           <w:p>
-            <w:pPr>
-              <w:rPr>
-                <w:rFonts w:hint="eastAsia"/>
-              </w:rPr>
-            </w:pPr>
             <w:r>
               <w:rPr>
                 <w:rFonts w:hint="eastAsia"/>
@@ -3176,11 +2383,6 @@
       </w:tr>
     </w:tbl>
     <w:p>
-      <w:pPr>
-        <w:rPr>
-          <w:rFonts w:hint="eastAsia"/>
-        </w:rPr>
-      </w:pPr>
       <w:r>
         <w:rPr>
           <w:rFonts w:hint="eastAsia"/>
@@ -3256,6 +2458,7 @@
         <w:t>Deep和REM识别困难：Deep的召回率为0.27，表明有超过70%的真实深度睡眠被误判为Light和Wake；REM召回率为0.12，表明大量的REM被误判为Light或者Wake，模型几乎抓不住REM特征。</w:t>
       </w:r>
     </w:p>
+    <w:p/>
     <w:p>
       <w:pPr>
         <w:rPr>
@@ -3263,15 +2466,12 @@
         </w:rPr>
       </w:pPr>
     </w:p>
-    <w:p/>
-    <w:p/>
-    <w:p/>
-    <w:p/>
     <w:p>
       <w:r>
         <w:rPr>
           <w:rFonts w:hint="eastAsia"/>
         </w:rPr>
+        <w:lastRenderedPageBreak/>
         <w:t>方案四：PPG+生成ECG（由生成式模型通过PPG</w:t>
       </w:r>
       <w:r>
@@ -3293,11 +2493,6 @@
       </w:r>
     </w:p>
     <w:p>
-      <w:pPr>
-        <w:rPr>
-          <w:rFonts w:hint="eastAsia"/>
-        </w:rPr>
-      </w:pPr>
       <w:r>
         <w:rPr>
           <w:rFonts w:hint="eastAsia"/>
@@ -3323,11 +2518,6 @@
             <w:tcW w:w="2074" w:type="dxa"/>
           </w:tcPr>
           <w:p>
-            <w:pPr>
-              <w:rPr>
-                <w:rFonts w:hint="eastAsia"/>
-              </w:rPr>
-            </w:pPr>
             <w:r>
               <w:rPr>
                 <w:rFonts w:hint="eastAsia"/>
@@ -3341,11 +2531,6 @@
             <w:tcW w:w="2074" w:type="dxa"/>
           </w:tcPr>
           <w:p>
-            <w:pPr>
-              <w:rPr>
-                <w:rFonts w:hint="eastAsia"/>
-              </w:rPr>
-            </w:pPr>
             <w:r>
               <w:rPr>
                 <w:rFonts w:hint="eastAsia"/>
@@ -3359,11 +2544,6 @@
             <w:tcW w:w="2074" w:type="dxa"/>
           </w:tcPr>
           <w:p>
-            <w:pPr>
-              <w:rPr>
-                <w:rFonts w:hint="eastAsia"/>
-              </w:rPr>
-            </w:pPr>
             <w:r>
               <w:t>K</w:t>
             </w:r>
@@ -3380,11 +2560,6 @@
             <w:tcW w:w="2074" w:type="dxa"/>
           </w:tcPr>
           <w:p>
-            <w:pPr>
-              <w:rPr>
-                <w:rFonts w:hint="eastAsia"/>
-              </w:rPr>
-            </w:pPr>
             <w:r>
               <w:t>F</w:t>
             </w:r>
@@ -3403,11 +2578,6 @@
             <w:tcW w:w="2074" w:type="dxa"/>
           </w:tcPr>
           <w:p>
-            <w:pPr>
-              <w:rPr>
-                <w:rFonts w:hint="eastAsia"/>
-              </w:rPr>
-            </w:pPr>
             <w:r>
               <w:rPr>
                 <w:rFonts w:hint="eastAsia"/>
@@ -3421,70 +2591,37 @@
             <w:tcW w:w="2074" w:type="dxa"/>
           </w:tcPr>
           <w:p>
-            <w:pPr>
-              <w:rPr>
-                <w:rFonts w:hint="eastAsia"/>
-              </w:rPr>
-            </w:pPr>
-            <w:r>
-              <w:rPr>
-                <w:rFonts w:hint="eastAsia"/>
-              </w:rPr>
-              <w:t>0.7</w:t>
-            </w:r>
-            <w:r>
-              <w:rPr>
-                <w:rFonts w:hint="eastAsia"/>
-              </w:rPr>
-              <w:t>111</w:t>
-            </w:r>
-          </w:p>
-        </w:tc>
-        <w:tc>
-          <w:tcPr>
-            <w:tcW w:w="2074" w:type="dxa"/>
-          </w:tcPr>
-          <w:p>
-            <w:pPr>
-              <w:rPr>
-                <w:rFonts w:hint="eastAsia"/>
-              </w:rPr>
-            </w:pPr>
-            <w:r>
-              <w:rPr>
-                <w:rFonts w:hint="eastAsia"/>
-              </w:rPr>
-              <w:t>0.</w:t>
-            </w:r>
-            <w:r>
-              <w:rPr>
-                <w:rFonts w:hint="eastAsia"/>
-              </w:rPr>
-              <w:t>5135</w:t>
-            </w:r>
-          </w:p>
-        </w:tc>
-        <w:tc>
-          <w:tcPr>
-            <w:tcW w:w="2074" w:type="dxa"/>
-          </w:tcPr>
-          <w:p>
-            <w:pPr>
-              <w:rPr>
-                <w:rFonts w:hint="eastAsia"/>
-              </w:rPr>
-            </w:pPr>
-            <w:r>
-              <w:rPr>
-                <w:rFonts w:hint="eastAsia"/>
-              </w:rPr>
-              <w:t>0.</w:t>
-            </w:r>
-            <w:r>
-              <w:rPr>
-                <w:rFonts w:hint="eastAsia"/>
-              </w:rPr>
-              <w:t>7079</w:t>
+            <w:r>
+              <w:rPr>
+                <w:rFonts w:hint="eastAsia"/>
+              </w:rPr>
+              <w:t>0.7111</w:t>
+            </w:r>
+          </w:p>
+        </w:tc>
+        <w:tc>
+          <w:tcPr>
+            <w:tcW w:w="2074" w:type="dxa"/>
+          </w:tcPr>
+          <w:p>
+            <w:r>
+              <w:rPr>
+                <w:rFonts w:hint="eastAsia"/>
+              </w:rPr>
+              <w:t>0.5135</w:t>
+            </w:r>
+          </w:p>
+        </w:tc>
+        <w:tc>
+          <w:tcPr>
+            <w:tcW w:w="2074" w:type="dxa"/>
+          </w:tcPr>
+          <w:p>
+            <w:r>
+              <w:rPr>
+                <w:rFonts w:hint="eastAsia"/>
+              </w:rPr>
+              <w:t>0.7079</w:t>
             </w:r>
           </w:p>
         </w:tc>
@@ -3495,11 +2632,6 @@
             <w:tcW w:w="2074" w:type="dxa"/>
           </w:tcPr>
           <w:p>
-            <w:pPr>
-              <w:rPr>
-                <w:rFonts w:hint="eastAsia"/>
-              </w:rPr>
-            </w:pPr>
             <w:r>
               <w:t>M</w:t>
             </w:r>
@@ -3516,70 +2648,37 @@
             <w:tcW w:w="2074" w:type="dxa"/>
           </w:tcPr>
           <w:p>
-            <w:pPr>
-              <w:rPr>
-                <w:rFonts w:hint="eastAsia"/>
-              </w:rPr>
-            </w:pPr>
-            <w:r>
-              <w:rPr>
-                <w:rFonts w:hint="eastAsia"/>
-              </w:rPr>
-              <w:t>0.7</w:t>
-            </w:r>
-            <w:r>
-              <w:rPr>
-                <w:rFonts w:hint="eastAsia"/>
-              </w:rPr>
-              <w:t>165</w:t>
-            </w:r>
-          </w:p>
-        </w:tc>
-        <w:tc>
-          <w:tcPr>
-            <w:tcW w:w="2074" w:type="dxa"/>
-          </w:tcPr>
-          <w:p>
-            <w:pPr>
-              <w:rPr>
-                <w:rFonts w:hint="eastAsia"/>
-              </w:rPr>
-            </w:pPr>
-            <w:r>
-              <w:rPr>
-                <w:rFonts w:hint="eastAsia"/>
-              </w:rPr>
-              <w:t>0.</w:t>
-            </w:r>
-            <w:r>
-              <w:rPr>
-                <w:rFonts w:hint="eastAsia"/>
-              </w:rPr>
-              <w:t>5137</w:t>
-            </w:r>
-          </w:p>
-        </w:tc>
-        <w:tc>
-          <w:tcPr>
-            <w:tcW w:w="2074" w:type="dxa"/>
-          </w:tcPr>
-          <w:p>
-            <w:pPr>
-              <w:rPr>
-                <w:rFonts w:hint="eastAsia"/>
-              </w:rPr>
-            </w:pPr>
-            <w:r>
-              <w:rPr>
-                <w:rFonts w:hint="eastAsia"/>
-              </w:rPr>
-              <w:t>0.</w:t>
-            </w:r>
-            <w:r>
-              <w:rPr>
-                <w:rFonts w:hint="eastAsia"/>
-              </w:rPr>
-              <w:t>7113</w:t>
+            <w:r>
+              <w:rPr>
+                <w:rFonts w:hint="eastAsia"/>
+              </w:rPr>
+              <w:t>0.7165</w:t>
+            </w:r>
+          </w:p>
+        </w:tc>
+        <w:tc>
+          <w:tcPr>
+            <w:tcW w:w="2074" w:type="dxa"/>
+          </w:tcPr>
+          <w:p>
+            <w:r>
+              <w:rPr>
+                <w:rFonts w:hint="eastAsia"/>
+              </w:rPr>
+              <w:t>0.5137</w:t>
+            </w:r>
+          </w:p>
+        </w:tc>
+        <w:tc>
+          <w:tcPr>
+            <w:tcW w:w="2074" w:type="dxa"/>
+          </w:tcPr>
+          <w:p>
+            <w:r>
+              <w:rPr>
+                <w:rFonts w:hint="eastAsia"/>
+              </w:rPr>
+              <w:t>0.7113</w:t>
             </w:r>
           </w:p>
         </w:tc>
@@ -3590,11 +2689,6 @@
             <w:tcW w:w="2074" w:type="dxa"/>
           </w:tcPr>
           <w:p>
-            <w:pPr>
-              <w:rPr>
-                <w:rFonts w:hint="eastAsia"/>
-              </w:rPr>
-            </w:pPr>
             <w:r>
               <w:t>S</w:t>
             </w:r>
@@ -3611,70 +2705,37 @@
             <w:tcW w:w="2074" w:type="dxa"/>
           </w:tcPr>
           <w:p>
-            <w:pPr>
-              <w:rPr>
-                <w:rFonts w:hint="eastAsia"/>
-              </w:rPr>
-            </w:pPr>
-            <w:r>
-              <w:rPr>
-                <w:rFonts w:hint="eastAsia"/>
-              </w:rPr>
-              <w:t>0.</w:t>
-            </w:r>
-            <w:r>
-              <w:rPr>
-                <w:rFonts w:hint="eastAsia"/>
-              </w:rPr>
-              <w:t>0122</w:t>
-            </w:r>
-          </w:p>
-        </w:tc>
-        <w:tc>
-          <w:tcPr>
-            <w:tcW w:w="2074" w:type="dxa"/>
-          </w:tcPr>
-          <w:p>
-            <w:pPr>
-              <w:rPr>
-                <w:rFonts w:hint="eastAsia"/>
-              </w:rPr>
-            </w:pPr>
-            <w:r>
-              <w:rPr>
-                <w:rFonts w:hint="eastAsia"/>
-              </w:rPr>
-              <w:t>0.</w:t>
-            </w:r>
-            <w:r>
-              <w:rPr>
-                <w:rFonts w:hint="eastAsia"/>
-              </w:rPr>
-              <w:t>0137</w:t>
-            </w:r>
-          </w:p>
-        </w:tc>
-        <w:tc>
-          <w:tcPr>
-            <w:tcW w:w="2074" w:type="dxa"/>
-          </w:tcPr>
-          <w:p>
-            <w:pPr>
-              <w:rPr>
-                <w:rFonts w:hint="eastAsia"/>
-              </w:rPr>
-            </w:pPr>
-            <w:r>
-              <w:rPr>
-                <w:rFonts w:hint="eastAsia"/>
-              </w:rPr>
-              <w:t>0.</w:t>
-            </w:r>
-            <w:r>
-              <w:rPr>
-                <w:rFonts w:hint="eastAsia"/>
-              </w:rPr>
-              <w:t>0079</w:t>
+            <w:r>
+              <w:rPr>
+                <w:rFonts w:hint="eastAsia"/>
+              </w:rPr>
+              <w:t>0.0122</w:t>
+            </w:r>
+          </w:p>
+        </w:tc>
+        <w:tc>
+          <w:tcPr>
+            <w:tcW w:w="2074" w:type="dxa"/>
+          </w:tcPr>
+          <w:p>
+            <w:r>
+              <w:rPr>
+                <w:rFonts w:hint="eastAsia"/>
+              </w:rPr>
+              <w:t>0.0137</w:t>
+            </w:r>
+          </w:p>
+        </w:tc>
+        <w:tc>
+          <w:tcPr>
+            <w:tcW w:w="2074" w:type="dxa"/>
+          </w:tcPr>
+          <w:p>
+            <w:r>
+              <w:rPr>
+                <w:rFonts w:hint="eastAsia"/>
+              </w:rPr>
+              <w:t>0.0079</w:t>
             </w:r>
           </w:p>
         </w:tc>
@@ -3710,11 +2771,6 @@
             <w:tcW w:w="1659" w:type="dxa"/>
           </w:tcPr>
           <w:p>
-            <w:pPr>
-              <w:rPr>
-                <w:rFonts w:hint="eastAsia"/>
-              </w:rPr>
-            </w:pPr>
             <w:r>
               <w:rPr>
                 <w:rFonts w:hint="eastAsia"/>
@@ -3728,11 +2784,6 @@
             <w:tcW w:w="1659" w:type="dxa"/>
           </w:tcPr>
           <w:p>
-            <w:pPr>
-              <w:rPr>
-                <w:rFonts w:hint="eastAsia"/>
-              </w:rPr>
-            </w:pPr>
             <w:r>
               <w:rPr>
                 <w:rFonts w:hint="eastAsia"/>
@@ -3746,11 +2797,6 @@
             <w:tcW w:w="1659" w:type="dxa"/>
           </w:tcPr>
           <w:p>
-            <w:pPr>
-              <w:rPr>
-                <w:rFonts w:hint="eastAsia"/>
-              </w:rPr>
-            </w:pPr>
             <w:r>
               <w:rPr>
                 <w:rFonts w:hint="eastAsia"/>
@@ -3764,11 +2810,6 @@
             <w:tcW w:w="1660" w:type="dxa"/>
           </w:tcPr>
           <w:p>
-            <w:pPr>
-              <w:rPr>
-                <w:rFonts w:hint="eastAsia"/>
-              </w:rPr>
-            </w:pPr>
             <w:r>
               <w:t>F</w:t>
             </w:r>
@@ -3790,11 +2831,6 @@
             <w:tcW w:w="1659" w:type="dxa"/>
           </w:tcPr>
           <w:p>
-            <w:pPr>
-              <w:rPr>
-                <w:rFonts w:hint="eastAsia"/>
-              </w:rPr>
-            </w:pPr>
             <w:r>
               <w:t>W</w:t>
             </w:r>
@@ -3811,46 +2847,24 @@
             <w:tcW w:w="1659" w:type="dxa"/>
           </w:tcPr>
           <w:p>
-            <w:pPr>
-              <w:rPr>
-                <w:rFonts w:hint="eastAsia"/>
-              </w:rPr>
-            </w:pPr>
-            <w:r>
-              <w:rPr>
-                <w:rFonts w:hint="eastAsia"/>
-              </w:rPr>
-              <w:t>0.</w:t>
-            </w:r>
-            <w:r>
-              <w:rPr>
-                <w:rFonts w:hint="eastAsia"/>
-              </w:rPr>
-              <w:t>8195</w:t>
-            </w:r>
-          </w:p>
-        </w:tc>
-        <w:tc>
-          <w:tcPr>
-            <w:tcW w:w="1659" w:type="dxa"/>
-          </w:tcPr>
-          <w:p>
-            <w:pPr>
-              <w:rPr>
-                <w:rFonts w:hint="eastAsia"/>
-              </w:rPr>
-            </w:pPr>
-            <w:r>
-              <w:rPr>
-                <w:rFonts w:hint="eastAsia"/>
-              </w:rPr>
-              <w:t>0.</w:t>
-            </w:r>
-            <w:r>
-              <w:rPr>
-                <w:rFonts w:hint="eastAsia"/>
-              </w:rPr>
-              <w:t>8403</w:t>
+            <w:r>
+              <w:rPr>
+                <w:rFonts w:hint="eastAsia"/>
+              </w:rPr>
+              <w:t>0.8195</w:t>
+            </w:r>
+          </w:p>
+        </w:tc>
+        <w:tc>
+          <w:tcPr>
+            <w:tcW w:w="1659" w:type="dxa"/>
+          </w:tcPr>
+          <w:p>
+            <w:r>
+              <w:rPr>
+                <w:rFonts w:hint="eastAsia"/>
+              </w:rPr>
+              <w:t>0.8403</w:t>
             </w:r>
           </w:p>
         </w:tc>
@@ -3859,22 +2873,11 @@
             <w:tcW w:w="1660" w:type="dxa"/>
           </w:tcPr>
           <w:p>
-            <w:pPr>
-              <w:rPr>
-                <w:rFonts w:hint="eastAsia"/>
-              </w:rPr>
-            </w:pPr>
-            <w:r>
-              <w:rPr>
-                <w:rFonts w:hint="eastAsia"/>
-              </w:rPr>
-              <w:t>0.82</w:t>
-            </w:r>
-            <w:r>
-              <w:rPr>
-                <w:rFonts w:hint="eastAsia"/>
-              </w:rPr>
-              <w:t>98</w:t>
+            <w:r>
+              <w:rPr>
+                <w:rFonts w:hint="eastAsia"/>
+              </w:rPr>
+              <w:t>0.8298</w:t>
             </w:r>
           </w:p>
         </w:tc>
@@ -3888,11 +2891,6 @@
             <w:tcW w:w="1659" w:type="dxa"/>
           </w:tcPr>
           <w:p>
-            <w:pPr>
-              <w:rPr>
-                <w:rFonts w:hint="eastAsia"/>
-              </w:rPr>
-            </w:pPr>
             <w:r>
               <w:t>L</w:t>
             </w:r>
@@ -3909,46 +2907,24 @@
             <w:tcW w:w="1659" w:type="dxa"/>
           </w:tcPr>
           <w:p>
-            <w:pPr>
-              <w:rPr>
-                <w:rFonts w:hint="eastAsia"/>
-              </w:rPr>
-            </w:pPr>
-            <w:r>
-              <w:rPr>
-                <w:rFonts w:hint="eastAsia"/>
-              </w:rPr>
-              <w:t>0.730</w:t>
-            </w:r>
-            <w:r>
-              <w:rPr>
-                <w:rFonts w:hint="eastAsia"/>
-              </w:rPr>
-              <w:t>6</w:t>
-            </w:r>
-          </w:p>
-        </w:tc>
-        <w:tc>
-          <w:tcPr>
-            <w:tcW w:w="1659" w:type="dxa"/>
-          </w:tcPr>
-          <w:p>
-            <w:pPr>
-              <w:rPr>
-                <w:rFonts w:hint="eastAsia"/>
-              </w:rPr>
-            </w:pPr>
-            <w:r>
-              <w:rPr>
-                <w:rFonts w:hint="eastAsia"/>
-              </w:rPr>
-              <w:t>0.7</w:t>
-            </w:r>
-            <w:r>
-              <w:rPr>
-                <w:rFonts w:hint="eastAsia"/>
-              </w:rPr>
-              <w:t>868</w:t>
+            <w:r>
+              <w:rPr>
+                <w:rFonts w:hint="eastAsia"/>
+              </w:rPr>
+              <w:t>0.7306</w:t>
+            </w:r>
+          </w:p>
+        </w:tc>
+        <w:tc>
+          <w:tcPr>
+            <w:tcW w:w="1659" w:type="dxa"/>
+          </w:tcPr>
+          <w:p>
+            <w:r>
+              <w:rPr>
+                <w:rFonts w:hint="eastAsia"/>
+              </w:rPr>
+              <w:t>0.7868</w:t>
             </w:r>
           </w:p>
         </w:tc>
@@ -3957,22 +2933,11 @@
             <w:tcW w:w="1660" w:type="dxa"/>
           </w:tcPr>
           <w:p>
-            <w:pPr>
-              <w:rPr>
-                <w:rFonts w:hint="eastAsia"/>
-              </w:rPr>
-            </w:pPr>
-            <w:r>
-              <w:rPr>
-                <w:rFonts w:hint="eastAsia"/>
-              </w:rPr>
-              <w:t>0.7</w:t>
-            </w:r>
-            <w:r>
-              <w:rPr>
-                <w:rFonts w:hint="eastAsia"/>
-              </w:rPr>
-              <w:t>577</w:t>
+            <w:r>
+              <w:rPr>
+                <w:rFonts w:hint="eastAsia"/>
+              </w:rPr>
+              <w:t>0.7577</w:t>
             </w:r>
           </w:p>
         </w:tc>
@@ -3986,11 +2951,6 @@
             <w:tcW w:w="1659" w:type="dxa"/>
           </w:tcPr>
           <w:p>
-            <w:pPr>
-              <w:rPr>
-                <w:rFonts w:hint="eastAsia"/>
-              </w:rPr>
-            </w:pPr>
             <w:r>
               <w:t>D</w:t>
             </w:r>
@@ -4007,46 +2967,24 @@
             <w:tcW w:w="1659" w:type="dxa"/>
           </w:tcPr>
           <w:p>
-            <w:pPr>
-              <w:rPr>
-                <w:rFonts w:hint="eastAsia"/>
-              </w:rPr>
-            </w:pPr>
-            <w:r>
-              <w:rPr>
-                <w:rFonts w:hint="eastAsia"/>
-              </w:rPr>
-              <w:t>0.</w:t>
-            </w:r>
-            <w:r>
-              <w:rPr>
-                <w:rFonts w:hint="eastAsia"/>
-              </w:rPr>
-              <w:t>1738</w:t>
-            </w:r>
-          </w:p>
-        </w:tc>
-        <w:tc>
-          <w:tcPr>
-            <w:tcW w:w="1659" w:type="dxa"/>
-          </w:tcPr>
-          <w:p>
-            <w:pPr>
-              <w:rPr>
-                <w:rFonts w:hint="eastAsia"/>
-              </w:rPr>
-            </w:pPr>
-            <w:r>
-              <w:rPr>
-                <w:rFonts w:hint="eastAsia"/>
-              </w:rPr>
-              <w:t>0.</w:t>
-            </w:r>
-            <w:r>
-              <w:rPr>
-                <w:rFonts w:hint="eastAsia"/>
-              </w:rPr>
-              <w:t>1566</w:t>
+            <w:r>
+              <w:rPr>
+                <w:rFonts w:hint="eastAsia"/>
+              </w:rPr>
+              <w:t>0.1738</w:t>
+            </w:r>
+          </w:p>
+        </w:tc>
+        <w:tc>
+          <w:tcPr>
+            <w:tcW w:w="1659" w:type="dxa"/>
+          </w:tcPr>
+          <w:p>
+            <w:r>
+              <w:rPr>
+                <w:rFonts w:hint="eastAsia"/>
+              </w:rPr>
+              <w:t>0.1566</w:t>
             </w:r>
           </w:p>
         </w:tc>
@@ -4055,22 +2993,11 @@
             <w:tcW w:w="1660" w:type="dxa"/>
           </w:tcPr>
           <w:p>
-            <w:pPr>
-              <w:rPr>
-                <w:rFonts w:hint="eastAsia"/>
-              </w:rPr>
-            </w:pPr>
-            <w:r>
-              <w:rPr>
-                <w:rFonts w:hint="eastAsia"/>
-              </w:rPr>
-              <w:t>0.</w:t>
-            </w:r>
-            <w:r>
-              <w:rPr>
-                <w:rFonts w:hint="eastAsia"/>
-              </w:rPr>
-              <w:t>1647</w:t>
+            <w:r>
+              <w:rPr>
+                <w:rFonts w:hint="eastAsia"/>
+              </w:rPr>
+              <w:t>0.1647</w:t>
             </w:r>
           </w:p>
         </w:tc>
@@ -4084,11 +3011,6 @@
             <w:tcW w:w="1659" w:type="dxa"/>
           </w:tcPr>
           <w:p>
-            <w:pPr>
-              <w:rPr>
-                <w:rFonts w:hint="eastAsia"/>
-              </w:rPr>
-            </w:pPr>
             <w:r>
               <w:t>R</w:t>
             </w:r>
@@ -4105,46 +3027,24 @@
             <w:tcW w:w="1659" w:type="dxa"/>
           </w:tcPr>
           <w:p>
-            <w:pPr>
-              <w:rPr>
-                <w:rFonts w:hint="eastAsia"/>
-              </w:rPr>
-            </w:pPr>
-            <w:r>
-              <w:rPr>
-                <w:rFonts w:hint="eastAsia"/>
-              </w:rPr>
-              <w:t>0.</w:t>
-            </w:r>
-            <w:r>
-              <w:rPr>
-                <w:rFonts w:hint="eastAsia"/>
-              </w:rPr>
-              <w:t>2346</w:t>
-            </w:r>
-          </w:p>
-        </w:tc>
-        <w:tc>
-          <w:tcPr>
-            <w:tcW w:w="1659" w:type="dxa"/>
-          </w:tcPr>
-          <w:p>
-            <w:pPr>
-              <w:rPr>
-                <w:rFonts w:hint="eastAsia"/>
-              </w:rPr>
-            </w:pPr>
-            <w:r>
-              <w:rPr>
-                <w:rFonts w:hint="eastAsia"/>
-              </w:rPr>
-              <w:t>0.1</w:t>
-            </w:r>
-            <w:r>
-              <w:rPr>
-                <w:rFonts w:hint="eastAsia"/>
-              </w:rPr>
-              <w:t>129</w:t>
+            <w:r>
+              <w:rPr>
+                <w:rFonts w:hint="eastAsia"/>
+              </w:rPr>
+              <w:t>0.2346</w:t>
+            </w:r>
+          </w:p>
+        </w:tc>
+        <w:tc>
+          <w:tcPr>
+            <w:tcW w:w="1659" w:type="dxa"/>
+          </w:tcPr>
+          <w:p>
+            <w:r>
+              <w:rPr>
+                <w:rFonts w:hint="eastAsia"/>
+              </w:rPr>
+              <w:t>0.1129</w:t>
             </w:r>
           </w:p>
         </w:tc>
@@ -4153,22 +3053,11 @@
             <w:tcW w:w="1660" w:type="dxa"/>
           </w:tcPr>
           <w:p>
-            <w:pPr>
-              <w:rPr>
-                <w:rFonts w:hint="eastAsia"/>
-              </w:rPr>
-            </w:pPr>
-            <w:r>
-              <w:rPr>
-                <w:rFonts w:hint="eastAsia"/>
-              </w:rPr>
-              <w:t>0.</w:t>
-            </w:r>
-            <w:r>
-              <w:rPr>
-                <w:rFonts w:hint="eastAsia"/>
-              </w:rPr>
-              <w:t>1525</w:t>
+            <w:r>
+              <w:rPr>
+                <w:rFonts w:hint="eastAsia"/>
+              </w:rPr>
+              <w:t>0.1525</w:t>
             </w:r>
           </w:p>
         </w:tc>
@@ -4183,11 +3072,6 @@
       </w:r>
     </w:p>
     <w:p>
-      <w:pPr>
-        <w:rPr>
-          <w:rFonts w:hint="eastAsia"/>
-        </w:rPr>
-      </w:pPr>
       <w:r>
         <w:rPr>
           <w:rFonts w:hint="eastAsia"/>
@@ -4236,6 +3120,15 @@
         </w:drawing>
       </w:r>
     </w:p>
+    <w:p/>
+    <w:p/>
+    <w:p>
+      <w:pPr>
+        <w:rPr>
+          <w:rFonts w:hint="eastAsia"/>
+        </w:rPr>
+      </w:pPr>
+    </w:p>
     <w:p>
       <w:r>
         <w:rPr>
@@ -4262,11 +3155,6 @@
             <w:tcW w:w="2765" w:type="dxa"/>
           </w:tcPr>
           <w:p>
-            <w:pPr>
-              <w:rPr>
-                <w:rFonts w:hint="eastAsia"/>
-              </w:rPr>
-            </w:pPr>
             <w:r>
               <w:rPr>
                 <w:rFonts w:hint="eastAsia"/>
@@ -4280,11 +3168,6 @@
             <w:tcW w:w="2765" w:type="dxa"/>
           </w:tcPr>
           <w:p>
-            <w:pPr>
-              <w:rPr>
-                <w:rFonts w:hint="eastAsia"/>
-              </w:rPr>
-            </w:pPr>
             <w:r>
               <w:t>A</w:t>
             </w:r>
@@ -4301,11 +3184,6 @@
             <w:tcW w:w="2766" w:type="dxa"/>
           </w:tcPr>
           <w:p>
-            <w:pPr>
-              <w:rPr>
-                <w:rFonts w:hint="eastAsia"/>
-              </w:rPr>
-            </w:pPr>
             <w:r>
               <w:rPr>
                 <w:rFonts w:hint="eastAsia"/>
@@ -4321,11 +3199,6 @@
             <w:tcW w:w="2765" w:type="dxa"/>
           </w:tcPr>
           <w:p>
-            <w:pPr>
-              <w:rPr>
-                <w:rFonts w:hint="eastAsia"/>
-              </w:rPr>
-            </w:pPr>
             <w:r>
               <w:rPr>
                 <w:rFonts w:hint="eastAsia"/>
@@ -4339,11 +3212,6 @@
             <w:tcW w:w="2765" w:type="dxa"/>
           </w:tcPr>
           <w:p>
-            <w:pPr>
-              <w:rPr>
-                <w:rFonts w:hint="eastAsia"/>
-              </w:rPr>
-            </w:pPr>
             <w:r>
               <w:rPr>
                 <w:rFonts w:hint="eastAsia"/>
@@ -4357,11 +3225,6 @@
             <w:tcW w:w="2766" w:type="dxa"/>
           </w:tcPr>
           <w:p>
-            <w:pPr>
-              <w:rPr>
-                <w:rFonts w:hint="eastAsia"/>
-              </w:rPr>
-            </w:pPr>
             <w:r>
               <w:rPr>
                 <w:rFonts w:hint="eastAsia"/>
@@ -4377,11 +3240,6 @@
             <w:tcW w:w="2765" w:type="dxa"/>
           </w:tcPr>
           <w:p>
-            <w:pPr>
-              <w:rPr>
-                <w:rFonts w:hint="eastAsia"/>
-              </w:rPr>
-            </w:pPr>
             <w:proofErr w:type="spellStart"/>
             <w:r>
               <w:rPr>
@@ -4403,11 +3261,6 @@
             <w:tcW w:w="2765" w:type="dxa"/>
           </w:tcPr>
           <w:p>
-            <w:pPr>
-              <w:rPr>
-                <w:rFonts w:hint="eastAsia"/>
-              </w:rPr>
-            </w:pPr>
             <w:r>
               <w:rPr>
                 <w:rFonts w:hint="eastAsia"/>
@@ -4421,11 +3274,6 @@
             <w:tcW w:w="2766" w:type="dxa"/>
           </w:tcPr>
           <w:p>
-            <w:pPr>
-              <w:rPr>
-                <w:rFonts w:hint="eastAsia"/>
-              </w:rPr>
-            </w:pPr>
             <w:r>
               <w:rPr>
                 <w:rFonts w:hint="eastAsia"/>
@@ -4442,11 +3290,6 @@
             <w:shd w:val="clear" w:color="auto" w:fill="A8D08D" w:themeFill="accent6" w:themeFillTint="99"/>
           </w:tcPr>
           <w:p>
-            <w:pPr>
-              <w:rPr>
-                <w:rFonts w:hint="eastAsia"/>
-              </w:rPr>
-            </w:pPr>
             <w:r>
               <w:rPr>
                 <w:rFonts w:hint="eastAsia"/>
@@ -4461,11 +3304,6 @@
             <w:shd w:val="clear" w:color="auto" w:fill="A8D08D" w:themeFill="accent6" w:themeFillTint="99"/>
           </w:tcPr>
           <w:p>
-            <w:pPr>
-              <w:rPr>
-                <w:rFonts w:hint="eastAsia"/>
-              </w:rPr>
-            </w:pPr>
             <w:r>
               <w:rPr>
                 <w:rFonts w:hint="eastAsia"/>
@@ -4480,11 +3318,6 @@
             <w:shd w:val="clear" w:color="auto" w:fill="A8D08D" w:themeFill="accent6" w:themeFillTint="99"/>
           </w:tcPr>
           <w:p>
-            <w:pPr>
-              <w:rPr>
-                <w:rFonts w:hint="eastAsia"/>
-              </w:rPr>
-            </w:pPr>
             <w:r>
               <w:rPr>
                 <w:rFonts w:hint="eastAsia"/>
@@ -4500,11 +3333,6 @@
             <w:tcW w:w="2765" w:type="dxa"/>
           </w:tcPr>
           <w:p>
-            <w:pPr>
-              <w:rPr>
-                <w:rFonts w:hint="eastAsia"/>
-              </w:rPr>
-            </w:pPr>
             <w:proofErr w:type="spellStart"/>
             <w:r>
               <w:rPr>
@@ -4526,11 +3354,6 @@
             <w:tcW w:w="2765" w:type="dxa"/>
           </w:tcPr>
           <w:p>
-            <w:pPr>
-              <w:rPr>
-                <w:rFonts w:hint="eastAsia"/>
-              </w:rPr>
-            </w:pPr>
             <w:r>
               <w:rPr>
                 <w:rFonts w:hint="eastAsia"/>
@@ -4544,11 +3367,6 @@
             <w:tcW w:w="2766" w:type="dxa"/>
           </w:tcPr>
           <w:p>
-            <w:pPr>
-              <w:rPr>
-                <w:rFonts w:hint="eastAsia"/>
-              </w:rPr>
-            </w:pPr>
             <w:r>
               <w:rPr>
                 <w:rFonts w:hint="eastAsia"/>
@@ -4562,9 +3380,6 @@
     <w:p>
       <w:pPr>
         <w:ind w:firstLine="420"/>
-        <w:rPr>
-          <w:rFonts w:hint="eastAsia"/>
-        </w:rPr>
       </w:pPr>
       <w:r>
         <w:rPr>
@@ -4644,13 +3459,7 @@
         <w:t>Deep占比2.38%，REM占比7.19%，模型学习不到Deep和REM的特征。</w:t>
       </w:r>
     </w:p>
-    <w:p>
-      <w:pPr>
-        <w:rPr>
-          <w:rFonts w:hint="eastAsia"/>
-        </w:rPr>
-      </w:pPr>
-    </w:p>
+    <w:p/>
     <w:sectPr>
       <w:pgSz w:w="11906" w:h="16838"/>
       <w:pgMar w:top="1440" w:right="1800" w:bottom="1440" w:left="1800" w:header="851" w:footer="992" w:gutter="0"/>
@@ -5319,6 +4128,7 @@
   <w:style w:type="character" w:default="1" w:styleId="a0">
     <w:name w:val="Default Paragraph Font"/>
     <w:uiPriority w:val="1"/>
+    <w:semiHidden/>
     <w:unhideWhenUsed/>
   </w:style>
   <w:style w:type="table" w:default="1" w:styleId="a1">
